--- a/stepik/razdel/02/report/output/report_stepik_2.docx
+++ b/stepik/razdel/02/report/output/report_stepik_2.docx
@@ -2683,102 +2683,172 @@
         <w:t xml:space="preserve">Я запустила bowtie2 с опцией -p $(nproc) (многопоточный режим), сохранила вывод ошибок через 2&gt; и загрузила полученный файл.</w:t>
       </w:r>
     </w:p>
+    <w:tbl>
+      <w:tblPr>
+        <w:tblStyle w:val="Table"/>
+        <w:tblW w:type="pct" w:w="5000"/>
+        <w:tblLayout w:type="fixed"/>
+        <w:tblLook w:firstRow="0" w:lastRow="0" w:firstColumn="0" w:lastColumn="0" w:noHBand="0" w:noVBand="0" w:val="0000"/>
+      </w:tblPr>
+      <w:tblGrid>
+        <w:gridCol w:w="7920"/>
+      </w:tblGrid>
+      <w:tr>
+        <w:tc>
+          <w:tcPr/>
+          <w:bookmarkStart w:id="105" w:name="fig-018"/>
+          <w:p>
+            <w:pPr>
+              <w:pStyle w:val="Compact"/>
+              <w:jc w:val="center"/>
+            </w:pPr>
+            <w:r>
+              <w:drawing>
+                <wp:inline>
+                  <wp:extent cx="3733800" cy="2217607"/>
+                  <wp:effectExtent b="0" l="0" r="0" t="0"/>
+                  <wp:docPr descr="" title="" id="103" name="Picture"/>
+                  <a:graphic>
+                    <a:graphicData uri="http://schemas.openxmlformats.org/drawingml/2006/picture">
+                      <pic:pic>
+                        <pic:nvPicPr>
+                          <pic:cNvPr descr="image/18.png" id="104" name="Picture"/>
+                          <pic:cNvPicPr>
+                            <a:picLocks noChangeArrowheads="1" noChangeAspect="1"/>
+                          </pic:cNvPicPr>
+                        </pic:nvPicPr>
+                        <pic:blipFill>
+                          <a:blip r:embed="rId102"/>
+                          <a:stretch>
+                            <a:fillRect/>
+                          </a:stretch>
+                        </pic:blipFill>
+                        <pic:spPr bwMode="auto">
+                          <a:xfrm>
+                            <a:off x="0" y="0"/>
+                            <a:ext cx="3733800" cy="2217607"/>
+                          </a:xfrm>
+                          <a:prstGeom prst="rect">
+                            <a:avLst/>
+                          </a:prstGeom>
+                          <a:noFill/>
+                          <a:ln w="9525">
+                            <a:noFill/>
+                            <a:headEnd/>
+                            <a:tailEnd/>
+                          </a:ln>
+                        </pic:spPr>
+                      </pic:pic>
+                    </a:graphicData>
+                  </a:graphic>
+                </wp:inline>
+              </w:drawing>
+            </w:r>
+          </w:p>
+          <w:p>
+            <w:pPr>
+              <w:jc w:val="center"/>
+            </w:pPr>
+            <w:pPr>
+              <w:jc w:val="left"/>
+              <w:spacing w:before="200"/>
+              <w:pStyle w:val="ImageCaption"/>
+            </w:pPr>
+            <w:r>
+              <w:t xml:space="preserve">Рисунок 17: Вопрос 18</w:t>
+            </w:r>
+          </w:p>
+          <w:bookmarkEnd w:id="105"/>
+        </w:tc>
+      </w:tr>
+    </w:tbl>
     <w:p>
       <w:pPr>
         <w:pStyle w:val="BodyText"/>
       </w:pPr>
-      <w:bookmarkStart w:id="105" w:name="fig-018"/>
-      <w:r>
-        <w:drawing>
-          <wp:inline>
-            <wp:extent cx="3733800" cy="2217607"/>
-            <wp:effectExtent b="0" l="0" r="0" t="0"/>
-            <wp:docPr descr="Вопрос 18" title="" id="103" name="Picture"/>
-            <a:graphic>
-              <a:graphicData uri="http://schemas.openxmlformats.org/drawingml/2006/picture">
-                <pic:pic>
-                  <pic:nvPicPr>
-                    <pic:cNvPr descr="image/18.png" id="104" name="Picture"/>
-                    <pic:cNvPicPr>
-                      <a:picLocks noChangeArrowheads="1" noChangeAspect="1"/>
-                    </pic:cNvPicPr>
-                  </pic:nvPicPr>
-                  <pic:blipFill>
-                    <a:blip r:embed="rId102"/>
-                    <a:stretch>
-                      <a:fillRect/>
-                    </a:stretch>
-                  </pic:blipFill>
-                  <pic:spPr bwMode="auto">
-                    <a:xfrm>
-                      <a:off x="0" y="0"/>
-                      <a:ext cx="3733800" cy="2217607"/>
-                    </a:xfrm>
-                    <a:prstGeom prst="rect">
-                      <a:avLst/>
-                    </a:prstGeom>
-                    <a:noFill/>
-                    <a:ln w="9525">
-                      <a:noFill/>
-                      <a:headEnd/>
-                      <a:tailEnd/>
-                    </a:ln>
-                  </pic:spPr>
-                </pic:pic>
-              </a:graphicData>
-            </a:graphic>
-          </wp:inline>
-        </w:drawing>
-      </w:r>
-      <w:bookmarkEnd w:id="105"/>
-      <w:r>
-        <w:t xml:space="preserve"> </w:t>
-      </w:r>
-      <w:bookmarkStart w:id="109" w:name="fig-019"/>
-      <w:r>
-        <w:drawing>
-          <wp:inline>
-            <wp:extent cx="3733800" cy="1703136"/>
-            <wp:effectExtent b="0" l="0" r="0" t="0"/>
-            <wp:docPr descr="Вопрос 18 продолжение" title="" id="107" name="Picture"/>
-            <a:graphic>
-              <a:graphicData uri="http://schemas.openxmlformats.org/drawingml/2006/picture">
-                <pic:pic>
-                  <pic:nvPicPr>
-                    <pic:cNvPr descr="image/19.png" id="108" name="Picture"/>
-                    <pic:cNvPicPr>
-                      <a:picLocks noChangeArrowheads="1" noChangeAspect="1"/>
-                    </pic:cNvPicPr>
-                  </pic:nvPicPr>
-                  <pic:blipFill>
-                    <a:blip r:embed="rId106"/>
-                    <a:stretch>
-                      <a:fillRect/>
-                    </a:stretch>
-                  </pic:blipFill>
-                  <pic:spPr bwMode="auto">
-                    <a:xfrm>
-                      <a:off x="0" y="0"/>
-                      <a:ext cx="3733800" cy="1703136"/>
-                    </a:xfrm>
-                    <a:prstGeom prst="rect">
-                      <a:avLst/>
-                    </a:prstGeom>
-                    <a:noFill/>
-                    <a:ln w="9525">
-                      <a:noFill/>
-                      <a:headEnd/>
-                      <a:tailEnd/>
-                    </a:ln>
-                  </pic:spPr>
-                </pic:pic>
-              </a:graphicData>
-            </a:graphic>
-          </wp:inline>
-        </w:drawing>
-      </w:r>
-      <w:bookmarkEnd w:id="109"/>
-    </w:p>
+      <w:r>
+        <w:t xml:space="preserve"> </w:t>
+      </w:r>
+    </w:p>
+    <w:tbl>
+      <w:tblPr>
+        <w:tblStyle w:val="Table"/>
+        <w:tblW w:type="pct" w:w="5000"/>
+        <w:tblLayout w:type="fixed"/>
+        <w:tblLook w:firstRow="0" w:lastRow="0" w:firstColumn="0" w:lastColumn="0" w:noHBand="0" w:noVBand="0" w:val="0000"/>
+      </w:tblPr>
+      <w:tblGrid>
+        <w:gridCol w:w="7920"/>
+      </w:tblGrid>
+      <w:tr>
+        <w:tc>
+          <w:tcPr/>
+          <w:bookmarkStart w:id="109" w:name="fig-019"/>
+          <w:p>
+            <w:pPr>
+              <w:pStyle w:val="Compact"/>
+              <w:jc w:val="center"/>
+            </w:pPr>
+            <w:r>
+              <w:drawing>
+                <wp:inline>
+                  <wp:extent cx="3733800" cy="1703136"/>
+                  <wp:effectExtent b="0" l="0" r="0" t="0"/>
+                  <wp:docPr descr="" title="" id="107" name="Picture"/>
+                  <a:graphic>
+                    <a:graphicData uri="http://schemas.openxmlformats.org/drawingml/2006/picture">
+                      <pic:pic>
+                        <pic:nvPicPr>
+                          <pic:cNvPr descr="image/19.png" id="108" name="Picture"/>
+                          <pic:cNvPicPr>
+                            <a:picLocks noChangeArrowheads="1" noChangeAspect="1"/>
+                          </pic:cNvPicPr>
+                        </pic:nvPicPr>
+                        <pic:blipFill>
+                          <a:blip r:embed="rId106"/>
+                          <a:stretch>
+                            <a:fillRect/>
+                          </a:stretch>
+                        </pic:blipFill>
+                        <pic:spPr bwMode="auto">
+                          <a:xfrm>
+                            <a:off x="0" y="0"/>
+                            <a:ext cx="3733800" cy="1703136"/>
+                          </a:xfrm>
+                          <a:prstGeom prst="rect">
+                            <a:avLst/>
+                          </a:prstGeom>
+                          <a:noFill/>
+                          <a:ln w="9525">
+                            <a:noFill/>
+                            <a:headEnd/>
+                            <a:tailEnd/>
+                          </a:ln>
+                        </pic:spPr>
+                      </pic:pic>
+                    </a:graphicData>
+                  </a:graphic>
+                </wp:inline>
+              </w:drawing>
+            </w:r>
+          </w:p>
+          <w:p>
+            <w:pPr>
+              <w:jc w:val="center"/>
+            </w:pPr>
+            <w:pPr>
+              <w:jc w:val="left"/>
+              <w:spacing w:before="200"/>
+              <w:pStyle w:val="ImageCaption"/>
+            </w:pPr>
+            <w:r>
+              <w:t xml:space="preserve">Рисунок 18: Вопрос 18 продолжение</w:t>
+            </w:r>
+          </w:p>
+          <w:bookmarkEnd w:id="109"/>
+        </w:tc>
+      </w:tr>
+    </w:tbl>
     <w:p>
       <w:r>
         <w:pict>
@@ -2850,102 +2920,172 @@
         <w:t xml:space="preserve">Если закрыть последнюю вкладку, сессия tmux заканчивается.</w:t>
       </w:r>
     </w:p>
+    <w:tbl>
+      <w:tblPr>
+        <w:tblStyle w:val="Table"/>
+        <w:tblW w:type="pct" w:w="5000"/>
+        <w:tblLayout w:type="fixed"/>
+        <w:tblLook w:firstRow="0" w:lastRow="0" w:firstColumn="0" w:lastColumn="0" w:noHBand="0" w:noVBand="0" w:val="0000"/>
+      </w:tblPr>
+      <w:tblGrid>
+        <w:gridCol w:w="7920"/>
+      </w:tblGrid>
+      <w:tr>
+        <w:tc>
+          <w:tcPr/>
+          <w:bookmarkStart w:id="114" w:name="fig-020"/>
+          <w:p>
+            <w:pPr>
+              <w:pStyle w:val="Compact"/>
+              <w:jc w:val="center"/>
+            </w:pPr>
+            <w:r>
+              <w:drawing>
+                <wp:inline>
+                  <wp:extent cx="3733800" cy="1546434"/>
+                  <wp:effectExtent b="0" l="0" r="0" t="0"/>
+                  <wp:docPr descr="" title="" id="112" name="Picture"/>
+                  <a:graphic>
+                    <a:graphicData uri="http://schemas.openxmlformats.org/drawingml/2006/picture">
+                      <pic:pic>
+                        <pic:nvPicPr>
+                          <pic:cNvPr descr="image/20.png" id="113" name="Picture"/>
+                          <pic:cNvPicPr>
+                            <a:picLocks noChangeArrowheads="1" noChangeAspect="1"/>
+                          </pic:cNvPicPr>
+                        </pic:nvPicPr>
+                        <pic:blipFill>
+                          <a:blip r:embed="rId111"/>
+                          <a:stretch>
+                            <a:fillRect/>
+                          </a:stretch>
+                        </pic:blipFill>
+                        <pic:spPr bwMode="auto">
+                          <a:xfrm>
+                            <a:off x="0" y="0"/>
+                            <a:ext cx="3733800" cy="1546434"/>
+                          </a:xfrm>
+                          <a:prstGeom prst="rect">
+                            <a:avLst/>
+                          </a:prstGeom>
+                          <a:noFill/>
+                          <a:ln w="9525">
+                            <a:noFill/>
+                            <a:headEnd/>
+                            <a:tailEnd/>
+                          </a:ln>
+                        </pic:spPr>
+                      </pic:pic>
+                    </a:graphicData>
+                  </a:graphic>
+                </wp:inline>
+              </w:drawing>
+            </w:r>
+          </w:p>
+          <w:p>
+            <w:pPr>
+              <w:jc w:val="center"/>
+            </w:pPr>
+            <w:pPr>
+              <w:jc w:val="left"/>
+              <w:spacing w:before="200"/>
+              <w:pStyle w:val="ImageCaption"/>
+            </w:pPr>
+            <w:r>
+              <w:t xml:space="preserve">Рисунок 19: Вопрос 19</w:t>
+            </w:r>
+          </w:p>
+          <w:bookmarkEnd w:id="114"/>
+        </w:tc>
+      </w:tr>
+    </w:tbl>
     <w:p>
       <w:pPr>
         <w:pStyle w:val="BodyText"/>
       </w:pPr>
-      <w:bookmarkStart w:id="114" w:name="fig-020"/>
-      <w:r>
-        <w:drawing>
-          <wp:inline>
-            <wp:extent cx="3733800" cy="1546434"/>
-            <wp:effectExtent b="0" l="0" r="0" t="0"/>
-            <wp:docPr descr="Вопрос 19" title="" id="112" name="Picture"/>
-            <a:graphic>
-              <a:graphicData uri="http://schemas.openxmlformats.org/drawingml/2006/picture">
-                <pic:pic>
-                  <pic:nvPicPr>
-                    <pic:cNvPr descr="image/20.png" id="113" name="Picture"/>
-                    <pic:cNvPicPr>
-                      <a:picLocks noChangeArrowheads="1" noChangeAspect="1"/>
-                    </pic:cNvPicPr>
-                  </pic:nvPicPr>
-                  <pic:blipFill>
-                    <a:blip r:embed="rId111"/>
-                    <a:stretch>
-                      <a:fillRect/>
-                    </a:stretch>
-                  </pic:blipFill>
-                  <pic:spPr bwMode="auto">
-                    <a:xfrm>
-                      <a:off x="0" y="0"/>
-                      <a:ext cx="3733800" cy="1546434"/>
-                    </a:xfrm>
-                    <a:prstGeom prst="rect">
-                      <a:avLst/>
-                    </a:prstGeom>
-                    <a:noFill/>
-                    <a:ln w="9525">
-                      <a:noFill/>
-                      <a:headEnd/>
-                      <a:tailEnd/>
-                    </a:ln>
-                  </pic:spPr>
-                </pic:pic>
-              </a:graphicData>
-            </a:graphic>
-          </wp:inline>
-        </w:drawing>
-      </w:r>
-      <w:bookmarkEnd w:id="114"/>
-      <w:r>
-        <w:t xml:space="preserve"> </w:t>
-      </w:r>
-      <w:bookmarkStart w:id="118" w:name="fig-021"/>
-      <w:r>
-        <w:drawing>
-          <wp:inline>
-            <wp:extent cx="3733800" cy="1491266"/>
-            <wp:effectExtent b="0" l="0" r="0" t="0"/>
-            <wp:docPr descr="Вопрос 19 продолжение" title="" id="116" name="Picture"/>
-            <a:graphic>
-              <a:graphicData uri="http://schemas.openxmlformats.org/drawingml/2006/picture">
-                <pic:pic>
-                  <pic:nvPicPr>
-                    <pic:cNvPr descr="image/21.png" id="117" name="Picture"/>
-                    <pic:cNvPicPr>
-                      <a:picLocks noChangeArrowheads="1" noChangeAspect="1"/>
-                    </pic:cNvPicPr>
-                  </pic:nvPicPr>
-                  <pic:blipFill>
-                    <a:blip r:embed="rId115"/>
-                    <a:stretch>
-                      <a:fillRect/>
-                    </a:stretch>
-                  </pic:blipFill>
-                  <pic:spPr bwMode="auto">
-                    <a:xfrm>
-                      <a:off x="0" y="0"/>
-                      <a:ext cx="3733800" cy="1491266"/>
-                    </a:xfrm>
-                    <a:prstGeom prst="rect">
-                      <a:avLst/>
-                    </a:prstGeom>
-                    <a:noFill/>
-                    <a:ln w="9525">
-                      <a:noFill/>
-                      <a:headEnd/>
-                      <a:tailEnd/>
-                    </a:ln>
-                  </pic:spPr>
-                </pic:pic>
-              </a:graphicData>
-            </a:graphic>
-          </wp:inline>
-        </w:drawing>
-      </w:r>
-      <w:bookmarkEnd w:id="118"/>
-    </w:p>
+      <w:r>
+        <w:t xml:space="preserve"> </w:t>
+      </w:r>
+    </w:p>
+    <w:tbl>
+      <w:tblPr>
+        <w:tblStyle w:val="Table"/>
+        <w:tblW w:type="pct" w:w="5000"/>
+        <w:tblLayout w:type="fixed"/>
+        <w:tblLook w:firstRow="0" w:lastRow="0" w:firstColumn="0" w:lastColumn="0" w:noHBand="0" w:noVBand="0" w:val="0000"/>
+      </w:tblPr>
+      <w:tblGrid>
+        <w:gridCol w:w="7920"/>
+      </w:tblGrid>
+      <w:tr>
+        <w:tc>
+          <w:tcPr/>
+          <w:bookmarkStart w:id="118" w:name="fig-021"/>
+          <w:p>
+            <w:pPr>
+              <w:pStyle w:val="Compact"/>
+              <w:jc w:val="center"/>
+            </w:pPr>
+            <w:r>
+              <w:drawing>
+                <wp:inline>
+                  <wp:extent cx="3733800" cy="1491266"/>
+                  <wp:effectExtent b="0" l="0" r="0" t="0"/>
+                  <wp:docPr descr="" title="" id="116" name="Picture"/>
+                  <a:graphic>
+                    <a:graphicData uri="http://schemas.openxmlformats.org/drawingml/2006/picture">
+                      <pic:pic>
+                        <pic:nvPicPr>
+                          <pic:cNvPr descr="image/21.png" id="117" name="Picture"/>
+                          <pic:cNvPicPr>
+                            <a:picLocks noChangeArrowheads="1" noChangeAspect="1"/>
+                          </pic:cNvPicPr>
+                        </pic:nvPicPr>
+                        <pic:blipFill>
+                          <a:blip r:embed="rId115"/>
+                          <a:stretch>
+                            <a:fillRect/>
+                          </a:stretch>
+                        </pic:blipFill>
+                        <pic:spPr bwMode="auto">
+                          <a:xfrm>
+                            <a:off x="0" y="0"/>
+                            <a:ext cx="3733800" cy="1491266"/>
+                          </a:xfrm>
+                          <a:prstGeom prst="rect">
+                            <a:avLst/>
+                          </a:prstGeom>
+                          <a:noFill/>
+                          <a:ln w="9525">
+                            <a:noFill/>
+                            <a:headEnd/>
+                            <a:tailEnd/>
+                          </a:ln>
+                        </pic:spPr>
+                      </pic:pic>
+                    </a:graphicData>
+                  </a:graphic>
+                </wp:inline>
+              </w:drawing>
+            </w:r>
+          </w:p>
+          <w:p>
+            <w:pPr>
+              <w:jc w:val="center"/>
+            </w:pPr>
+            <w:pPr>
+              <w:jc w:val="left"/>
+              <w:spacing w:before="200"/>
+              <w:pStyle w:val="ImageCaption"/>
+            </w:pPr>
+            <w:r>
+              <w:t xml:space="preserve">Рисунок 20: Вопрос 19 продолжение</w:t>
+            </w:r>
+          </w:p>
+          <w:bookmarkEnd w:id="118"/>
+        </w:tc>
+      </w:tr>
+    </w:tbl>
     <w:p>
       <w:r>
         <w:pict>
@@ -3089,7 +3229,7 @@
               <w:pStyle w:val="ImageCaption"/>
             </w:pPr>
             <w:r>
-              <w:t xml:space="preserve">Рисунок 17: Вопрос 20</w:t>
+              <w:t xml:space="preserve">Рисунок 21: Вопрос 20</w:t>
             </w:r>
           </w:p>
           <w:bookmarkEnd w:id="123"/>
@@ -3239,7 +3379,7 @@
               <w:pStyle w:val="ImageCaption"/>
             </w:pPr>
             <w:r>
-              <w:t xml:space="preserve">Рисунок 18: Вопрос 21</w:t>
+              <w:t xml:space="preserve">Рисунок 22: Вопрос 21</w:t>
             </w:r>
           </w:p>
           <w:bookmarkEnd w:id="128"/>
@@ -3389,7 +3529,7 @@
               <w:pStyle w:val="ImageCaption"/>
             </w:pPr>
             <w:r>
-              <w:t xml:space="preserve">Рисунок 19: Вопрос 22</w:t>
+              <w:t xml:space="preserve">Рисунок 23: Вопрос 22</w:t>
             </w:r>
           </w:p>
           <w:bookmarkEnd w:id="133"/>
@@ -3557,7 +3697,7 @@
               <w:pStyle w:val="ImageCaption"/>
             </w:pPr>
             <w:r>
-              <w:t xml:space="preserve">Рисунок 20: Вопрос 23</w:t>
+              <w:t xml:space="preserve">Рисунок 24: Вопрос 23</w:t>
             </w:r>
           </w:p>
           <w:bookmarkEnd w:id="138"/>

--- a/stepik/razdel/02/report/output/report_stepik_2.docx
+++ b/stepik/razdel/02/report/output/report_stepik_2.docx
@@ -77,7 +77,7 @@
       </w:r>
     </w:p>
     <w:bookmarkEnd w:id="20"/>
-    <w:bookmarkStart w:id="140" w:name="выполнение-заданий"/>
+    <w:bookmarkStart w:id="144" w:name="выполнение-заданий"/>
     <w:p>
       <w:pPr>
         <w:pStyle w:val="Heading1"/>
@@ -86,7 +86,7 @@
         <w:t xml:space="preserve">2. Выполнение заданий</w:t>
       </w:r>
     </w:p>
-    <w:bookmarkStart w:id="21" w:name="Xa9caf224391563521b74ff89241554c86a8b4ab"/>
+    <w:bookmarkStart w:id="25" w:name="Xa9caf224391563521b74ff89241554c86a8b4ab"/>
     <w:p>
       <w:pPr>
         <w:pStyle w:val="Heading2"/>
@@ -165,77 +165,6 @@
       </w:r>
       <w:r>
         <w:t xml:space="preserve">Удалённый сервер - это просто компьютер где-то в другом месте. На нём можно хранить любые данные и запускать тяжёлые задачи.</w:t>
-      </w:r>
-    </w:p>
-    <w:p>
-      <w:r>
-        <w:pict>
-          <v:rect style="width:0;height:1.5pt" o:hralign="center" o:hrstd="t" o:hr="t"/>
-        </w:pict>
-      </w:r>
-    </w:p>
-    <w:bookmarkEnd w:id="21"/>
-    <w:bookmarkStart w:id="26" w:name="X09574cd2773e40b598652318b59b1f08a8b9b51"/>
-    <w:p>
-      <w:pPr>
-        <w:pStyle w:val="Heading2"/>
-      </w:pPr>
-      <w:r>
-        <w:t xml:space="preserve">2.2 Вопрос 2. Какой SSH-ключ можно пересылать</w:t>
-      </w:r>
-    </w:p>
-    <w:p>
-      <w:pPr>
-        <w:pStyle w:val="FirstParagraph"/>
-      </w:pPr>
-      <w:r>
-        <w:rPr>
-          <w:b/>
-          <w:bCs/>
-        </w:rPr>
-        <w:t xml:space="preserve">Вопрос:</w:t>
-      </w:r>
-      <w:r>
-        <w:t xml:space="preserve"> </w:t>
-      </w:r>
-      <w:r>
-        <w:t xml:space="preserve">Какой из ключей (id_rsa и id_rsa.pub) можно безопасно пересылать по интернету?</w:t>
-      </w:r>
-    </w:p>
-    <w:p>
-      <w:pPr>
-        <w:pStyle w:val="BodyText"/>
-      </w:pPr>
-      <w:r>
-        <w:rPr>
-          <w:b/>
-          <w:bCs/>
-        </w:rPr>
-        <w:t xml:space="preserve">Ответ:</w:t>
-      </w:r>
-      <w:r>
-        <w:t xml:space="preserve"> </w:t>
-      </w:r>
-      <w:r>
-        <w:t xml:space="preserve">id_rsa.pub</w:t>
-      </w:r>
-    </w:p>
-    <w:p>
-      <w:pPr>
-        <w:pStyle w:val="BodyText"/>
-      </w:pPr>
-      <w:r>
-        <w:rPr>
-          <w:b/>
-          <w:bCs/>
-        </w:rPr>
-        <w:t xml:space="preserve">Почему так:</w:t>
-      </w:r>
-      <w:r>
-        <w:t xml:space="preserve"> </w:t>
-      </w:r>
-      <w:r>
-        <w:t xml:space="preserve">Публичный ключ (.pub) можно показывать всем. Приватный ключ (без .pub) должен оставаться только у вас.</w:t>
       </w:r>
     </w:p>
     <w:tbl>
@@ -251,7 +180,157 @@
       <w:tr>
         <w:tc>
           <w:tcPr/>
-          <w:bookmarkStart w:id="25" w:name="fig-002"/>
+          <w:bookmarkStart w:id="24" w:name="fig-001"/>
+          <w:p>
+            <w:pPr>
+              <w:pStyle w:val="Compact"/>
+              <w:jc w:val="center"/>
+            </w:pPr>
+            <w:r>
+              <w:drawing>
+                <wp:inline>
+                  <wp:extent cx="3733800" cy="1747544"/>
+                  <wp:effectExtent b="0" l="0" r="0" t="0"/>
+                  <wp:docPr descr="" title="" id="22" name="Picture"/>
+                  <a:graphic>
+                    <a:graphicData uri="http://schemas.openxmlformats.org/drawingml/2006/picture">
+                      <pic:pic>
+                        <pic:nvPicPr>
+                          <pic:cNvPr descr="image/1.png" id="23" name="Picture"/>
+                          <pic:cNvPicPr>
+                            <a:picLocks noChangeArrowheads="1" noChangeAspect="1"/>
+                          </pic:cNvPicPr>
+                        </pic:nvPicPr>
+                        <pic:blipFill>
+                          <a:blip r:embed="rId21"/>
+                          <a:stretch>
+                            <a:fillRect/>
+                          </a:stretch>
+                        </pic:blipFill>
+                        <pic:spPr bwMode="auto">
+                          <a:xfrm>
+                            <a:off x="0" y="0"/>
+                            <a:ext cx="3733800" cy="1747544"/>
+                          </a:xfrm>
+                          <a:prstGeom prst="rect">
+                            <a:avLst/>
+                          </a:prstGeom>
+                          <a:noFill/>
+                          <a:ln w="9525">
+                            <a:noFill/>
+                            <a:headEnd/>
+                            <a:tailEnd/>
+                          </a:ln>
+                        </pic:spPr>
+                      </pic:pic>
+                    </a:graphicData>
+                  </a:graphic>
+                </wp:inline>
+              </w:drawing>
+            </w:r>
+          </w:p>
+          <w:p>
+            <w:pPr>
+              <w:jc w:val="center"/>
+            </w:pPr>
+            <w:pPr>
+              <w:jc w:val="left"/>
+              <w:spacing w:before="200"/>
+              <w:pStyle w:val="ImageCaption"/>
+            </w:pPr>
+            <w:r>
+              <w:t xml:space="preserve">Рисунок 1: Вопрос 1</w:t>
+            </w:r>
+          </w:p>
+          <w:bookmarkEnd w:id="24"/>
+        </w:tc>
+      </w:tr>
+    </w:tbl>
+    <w:p>
+      <w:r>
+        <w:pict>
+          <v:rect style="width:0;height:1.5pt" o:hralign="center" o:hrstd="t" o:hr="t"/>
+        </w:pict>
+      </w:r>
+    </w:p>
+    <w:bookmarkEnd w:id="25"/>
+    <w:bookmarkStart w:id="30" w:name="X09574cd2773e40b598652318b59b1f08a8b9b51"/>
+    <w:p>
+      <w:pPr>
+        <w:pStyle w:val="Heading2"/>
+      </w:pPr>
+      <w:r>
+        <w:t xml:space="preserve">2.2 Вопрос 2. Какой SSH-ключ можно пересылать</w:t>
+      </w:r>
+    </w:p>
+    <w:p>
+      <w:pPr>
+        <w:pStyle w:val="FirstParagraph"/>
+      </w:pPr>
+      <w:r>
+        <w:rPr>
+          <w:b/>
+          <w:bCs/>
+        </w:rPr>
+        <w:t xml:space="preserve">Вопрос:</w:t>
+      </w:r>
+      <w:r>
+        <w:t xml:space="preserve"> </w:t>
+      </w:r>
+      <w:r>
+        <w:t xml:space="preserve">Какой из ключей (id_rsa и id_rsa.pub) можно безопасно пересылать по интернету?</w:t>
+      </w:r>
+    </w:p>
+    <w:p>
+      <w:pPr>
+        <w:pStyle w:val="BodyText"/>
+      </w:pPr>
+      <w:r>
+        <w:rPr>
+          <w:b/>
+          <w:bCs/>
+        </w:rPr>
+        <w:t xml:space="preserve">Ответ:</w:t>
+      </w:r>
+      <w:r>
+        <w:t xml:space="preserve"> </w:t>
+      </w:r>
+      <w:r>
+        <w:t xml:space="preserve">id_rsa.pub</w:t>
+      </w:r>
+    </w:p>
+    <w:p>
+      <w:pPr>
+        <w:pStyle w:val="BodyText"/>
+      </w:pPr>
+      <w:r>
+        <w:rPr>
+          <w:b/>
+          <w:bCs/>
+        </w:rPr>
+        <w:t xml:space="preserve">Почему так:</w:t>
+      </w:r>
+      <w:r>
+        <w:t xml:space="preserve"> </w:t>
+      </w:r>
+      <w:r>
+        <w:t xml:space="preserve">Публичный ключ (.pub) можно показывать всем. Приватный ключ (без .pub) должен оставаться только у вас.</w:t>
+      </w:r>
+    </w:p>
+    <w:tbl>
+      <w:tblPr>
+        <w:tblStyle w:val="Table"/>
+        <w:tblW w:type="pct" w:w="5000"/>
+        <w:tblLayout w:type="fixed"/>
+        <w:tblLook w:firstRow="0" w:lastRow="0" w:firstColumn="0" w:lastColumn="0" w:noHBand="0" w:noVBand="0" w:val="0000"/>
+      </w:tblPr>
+      <w:tblGrid>
+        <w:gridCol w:w="7920"/>
+      </w:tblGrid>
+      <w:tr>
+        <w:tc>
+          <w:tcPr/>
+          <w:bookmarkStart w:id="29" w:name="fig-002"/>
           <w:p>
             <w:pPr>
               <w:pStyle w:val="Compact"/>
@@ -262,18 +341,18 @@
                 <wp:inline>
                   <wp:extent cx="3733800" cy="1448829"/>
                   <wp:effectExtent b="0" l="0" r="0" t="0"/>
-                  <wp:docPr descr="" title="" id="23" name="Picture"/>
+                  <wp:docPr descr="" title="" id="27" name="Picture"/>
                   <a:graphic>
                     <a:graphicData uri="http://schemas.openxmlformats.org/drawingml/2006/picture">
                       <pic:pic>
                         <pic:nvPicPr>
-                          <pic:cNvPr descr="image/2.png" id="24" name="Picture"/>
+                          <pic:cNvPr descr="image/2.png" id="28" name="Picture"/>
                           <pic:cNvPicPr>
                             <a:picLocks noChangeArrowheads="1" noChangeAspect="1"/>
                           </pic:cNvPicPr>
                         </pic:nvPicPr>
                         <pic:blipFill>
-                          <a:blip r:embed="rId22"/>
+                          <a:blip r:embed="rId26"/>
                           <a:stretch>
                             <a:fillRect/>
                           </a:stretch>
@@ -310,10 +389,10 @@
               <w:pStyle w:val="ImageCaption"/>
             </w:pPr>
             <w:r>
-              <w:t xml:space="preserve">Рисунок 1: Вопрос 2</w:t>
+              <w:t xml:space="preserve">Рисунок 2: Вопрос 2</w:t>
             </w:r>
           </w:p>
-          <w:bookmarkEnd w:id="25"/>
+          <w:bookmarkEnd w:id="29"/>
         </w:tc>
       </w:tr>
     </w:tbl>
@@ -324,8 +403,8 @@
         </w:pict>
       </w:r>
     </w:p>
-    <w:bookmarkEnd w:id="26"/>
-    <w:bookmarkStart w:id="31" w:name="вопрос-3.-копирование-папки-на-сервер"/>
+    <w:bookmarkEnd w:id="30"/>
+    <w:bookmarkStart w:id="35" w:name="вопрос-3.-копирование-папки-на-сервер"/>
     <w:p>
       <w:pPr>
         <w:pStyle w:val="Heading2"/>
@@ -401,7 +480,7 @@
       <w:tr>
         <w:tc>
           <w:tcPr/>
-          <w:bookmarkStart w:id="30" w:name="fig-003"/>
+          <w:bookmarkStart w:id="34" w:name="fig-003"/>
           <w:p>
             <w:pPr>
               <w:pStyle w:val="Compact"/>
@@ -412,18 +491,18 @@
                 <wp:inline>
                   <wp:extent cx="3733800" cy="1377772"/>
                   <wp:effectExtent b="0" l="0" r="0" t="0"/>
-                  <wp:docPr descr="" title="" id="28" name="Picture"/>
+                  <wp:docPr descr="" title="" id="32" name="Picture"/>
                   <a:graphic>
                     <a:graphicData uri="http://schemas.openxmlformats.org/drawingml/2006/picture">
                       <pic:pic>
                         <pic:nvPicPr>
-                          <pic:cNvPr descr="image/3.png" id="29" name="Picture"/>
+                          <pic:cNvPr descr="image/3.png" id="33" name="Picture"/>
                           <pic:cNvPicPr>
                             <a:picLocks noChangeArrowheads="1" noChangeAspect="1"/>
                           </pic:cNvPicPr>
                         </pic:nvPicPr>
                         <pic:blipFill>
-                          <a:blip r:embed="rId27"/>
+                          <a:blip r:embed="rId31"/>
                           <a:stretch>
                             <a:fillRect/>
                           </a:stretch>
@@ -460,10 +539,10 @@
               <w:pStyle w:val="ImageCaption"/>
             </w:pPr>
             <w:r>
-              <w:t xml:space="preserve">Рисунок 2: Вопрос 3</w:t>
+              <w:t xml:space="preserve">Рисунок 3: Вопрос 3</w:t>
             </w:r>
           </w:p>
-          <w:bookmarkEnd w:id="30"/>
+          <w:bookmarkEnd w:id="34"/>
         </w:tc>
       </w:tr>
     </w:tbl>
@@ -474,8 +553,8 @@
         </w:pict>
       </w:r>
     </w:p>
-    <w:bookmarkEnd w:id="31"/>
-    <w:bookmarkStart w:id="36" w:name="X9f3c162503ec5da7809a3a307452c3786ef8288"/>
+    <w:bookmarkEnd w:id="35"/>
+    <w:bookmarkStart w:id="40" w:name="X9f3c162503ec5da7809a3a307452c3786ef8288"/>
     <w:p>
       <w:pPr>
         <w:pStyle w:val="Heading2"/>
@@ -557,7 +636,7 @@
       <w:tr>
         <w:tc>
           <w:tcPr/>
-          <w:bookmarkStart w:id="35" w:name="fig-004"/>
+          <w:bookmarkStart w:id="39" w:name="fig-004"/>
           <w:p>
             <w:pPr>
               <w:pStyle w:val="Compact"/>
@@ -568,18 +647,18 @@
                 <wp:inline>
                   <wp:extent cx="3733800" cy="1712066"/>
                   <wp:effectExtent b="0" l="0" r="0" t="0"/>
-                  <wp:docPr descr="" title="" id="33" name="Picture"/>
+                  <wp:docPr descr="" title="" id="37" name="Picture"/>
                   <a:graphic>
                     <a:graphicData uri="http://schemas.openxmlformats.org/drawingml/2006/picture">
                       <pic:pic>
                         <pic:nvPicPr>
-                          <pic:cNvPr descr="image/4.png" id="34" name="Picture"/>
+                          <pic:cNvPr descr="image/4.png" id="38" name="Picture"/>
                           <pic:cNvPicPr>
                             <a:picLocks noChangeArrowheads="1" noChangeAspect="1"/>
                           </pic:cNvPicPr>
                         </pic:nvPicPr>
                         <pic:blipFill>
-                          <a:blip r:embed="rId32"/>
+                          <a:blip r:embed="rId36"/>
                           <a:stretch>
                             <a:fillRect/>
                           </a:stretch>
@@ -616,10 +695,10 @@
               <w:pStyle w:val="ImageCaption"/>
             </w:pPr>
             <w:r>
-              <w:t xml:space="preserve">Рисунок 3: Вопрос 4</w:t>
+              <w:t xml:space="preserve">Рисунок 4: Вопрос 4</w:t>
             </w:r>
           </w:p>
-          <w:bookmarkEnd w:id="35"/>
+          <w:bookmarkEnd w:id="39"/>
         </w:tc>
       </w:tr>
     </w:tbl>
@@ -630,8 +709,8 @@
         </w:pict>
       </w:r>
     </w:p>
-    <w:bookmarkEnd w:id="36"/>
-    <w:bookmarkStart w:id="41" w:name="Xc7fd36a17e462106e367cacbd47842fc2821371"/>
+    <w:bookmarkEnd w:id="40"/>
+    <w:bookmarkStart w:id="45" w:name="Xc7fd36a17e462106e367cacbd47842fc2821371"/>
     <w:p>
       <w:pPr>
         <w:pStyle w:val="Heading2"/>
@@ -719,7 +798,7 @@
       <w:tr>
         <w:tc>
           <w:tcPr/>
-          <w:bookmarkStart w:id="40" w:name="fig-005"/>
+          <w:bookmarkStart w:id="44" w:name="fig-005"/>
           <w:p>
             <w:pPr>
               <w:pStyle w:val="Compact"/>
@@ -730,18 +809,18 @@
                 <wp:inline>
                   <wp:extent cx="3733800" cy="2720256"/>
                   <wp:effectExtent b="0" l="0" r="0" t="0"/>
-                  <wp:docPr descr="" title="" id="38" name="Picture"/>
+                  <wp:docPr descr="" title="" id="42" name="Picture"/>
                   <a:graphic>
                     <a:graphicData uri="http://schemas.openxmlformats.org/drawingml/2006/picture">
                       <pic:pic>
                         <pic:nvPicPr>
-                          <pic:cNvPr descr="image/5.png" id="39" name="Picture"/>
+                          <pic:cNvPr descr="image/5.png" id="43" name="Picture"/>
                           <pic:cNvPicPr>
                             <a:picLocks noChangeArrowheads="1" noChangeAspect="1"/>
                           </pic:cNvPicPr>
                         </pic:nvPicPr>
                         <pic:blipFill>
-                          <a:blip r:embed="rId37"/>
+                          <a:blip r:embed="rId41"/>
                           <a:stretch>
                             <a:fillRect/>
                           </a:stretch>
@@ -778,10 +857,10 @@
               <w:pStyle w:val="ImageCaption"/>
             </w:pPr>
             <w:r>
-              <w:t xml:space="preserve">Рисунок 4: Вопрос 5</w:t>
+              <w:t xml:space="preserve">Рисунок 5: Вопрос 5</w:t>
             </w:r>
           </w:p>
-          <w:bookmarkEnd w:id="40"/>
+          <w:bookmarkEnd w:id="44"/>
         </w:tc>
       </w:tr>
     </w:tbl>
@@ -792,8 +871,8 @@
         </w:pict>
       </w:r>
     </w:p>
-    <w:bookmarkEnd w:id="41"/>
-    <w:bookmarkStart w:id="46" w:name="Xe79694a74a9c2f60a37bf9fd5e2c337ac1bf395"/>
+    <w:bookmarkEnd w:id="45"/>
+    <w:bookmarkStart w:id="50" w:name="Xe79694a74a9c2f60a37bf9fd5e2c337ac1bf395"/>
     <w:p>
       <w:pPr>
         <w:pStyle w:val="Heading2"/>
@@ -875,7 +954,7 @@
       <w:tr>
         <w:tc>
           <w:tcPr/>
-          <w:bookmarkStart w:id="45" w:name="fig-006"/>
+          <w:bookmarkStart w:id="49" w:name="fig-006"/>
           <w:p>
             <w:pPr>
               <w:pStyle w:val="Compact"/>
@@ -886,18 +965,18 @@
                 <wp:inline>
                   <wp:extent cx="3733800" cy="1634756"/>
                   <wp:effectExtent b="0" l="0" r="0" t="0"/>
-                  <wp:docPr descr="" title="" id="43" name="Picture"/>
+                  <wp:docPr descr="" title="" id="47" name="Picture"/>
                   <a:graphic>
                     <a:graphicData uri="http://schemas.openxmlformats.org/drawingml/2006/picture">
                       <pic:pic>
                         <pic:nvPicPr>
-                          <pic:cNvPr descr="image/6.png" id="44" name="Picture"/>
+                          <pic:cNvPr descr="image/6.png" id="48" name="Picture"/>
                           <pic:cNvPicPr>
                             <a:picLocks noChangeArrowheads="1" noChangeAspect="1"/>
                           </pic:cNvPicPr>
                         </pic:nvPicPr>
                         <pic:blipFill>
-                          <a:blip r:embed="rId42"/>
+                          <a:blip r:embed="rId46"/>
                           <a:stretch>
                             <a:fillRect/>
                           </a:stretch>
@@ -934,10 +1013,10 @@
               <w:pStyle w:val="ImageCaption"/>
             </w:pPr>
             <w:r>
-              <w:t xml:space="preserve">Рисунок 5: Вопрос 6</w:t>
+              <w:t xml:space="preserve">Рисунок 6: Вопрос 6</w:t>
             </w:r>
           </w:p>
-          <w:bookmarkEnd w:id="45"/>
+          <w:bookmarkEnd w:id="49"/>
         </w:tc>
       </w:tr>
     </w:tbl>
@@ -948,8 +1027,8 @@
         </w:pict>
       </w:r>
     </w:p>
-    <w:bookmarkEnd w:id="46"/>
-    <w:bookmarkStart w:id="51" w:name="X099a265e4e1e09365d5e2cd9824ffaf3d3ea241"/>
+    <w:bookmarkEnd w:id="50"/>
+    <w:bookmarkStart w:id="55" w:name="X099a265e4e1e09365d5e2cd9824ffaf3d3ea241"/>
     <w:p>
       <w:pPr>
         <w:pStyle w:val="Heading2"/>
@@ -1037,7 +1116,7 @@
       <w:tr>
         <w:tc>
           <w:tcPr/>
-          <w:bookmarkStart w:id="50" w:name="fig-007"/>
+          <w:bookmarkStart w:id="54" w:name="fig-007"/>
           <w:p>
             <w:pPr>
               <w:pStyle w:val="Compact"/>
@@ -1048,18 +1127,18 @@
                 <wp:inline>
                   <wp:extent cx="3733800" cy="2089149"/>
                   <wp:effectExtent b="0" l="0" r="0" t="0"/>
-                  <wp:docPr descr="" title="" id="48" name="Picture"/>
+                  <wp:docPr descr="" title="" id="52" name="Picture"/>
                   <a:graphic>
                     <a:graphicData uri="http://schemas.openxmlformats.org/drawingml/2006/picture">
                       <pic:pic>
                         <pic:nvPicPr>
-                          <pic:cNvPr descr="image/7.png" id="49" name="Picture"/>
+                          <pic:cNvPr descr="image/7.png" id="53" name="Picture"/>
                           <pic:cNvPicPr>
                             <a:picLocks noChangeArrowheads="1" noChangeAspect="1"/>
                           </pic:cNvPicPr>
                         </pic:nvPicPr>
                         <pic:blipFill>
-                          <a:blip r:embed="rId47"/>
+                          <a:blip r:embed="rId51"/>
                           <a:stretch>
                             <a:fillRect/>
                           </a:stretch>
@@ -1096,10 +1175,10 @@
               <w:pStyle w:val="ImageCaption"/>
             </w:pPr>
             <w:r>
-              <w:t xml:space="preserve">Рисунок 6: Вопрос 7</w:t>
+              <w:t xml:space="preserve">Рисунок 7: Вопрос 7</w:t>
             </w:r>
           </w:p>
-          <w:bookmarkEnd w:id="50"/>
+          <w:bookmarkEnd w:id="54"/>
         </w:tc>
       </w:tr>
     </w:tbl>
@@ -1110,8 +1189,8 @@
         </w:pict>
       </w:r>
     </w:p>
-    <w:bookmarkEnd w:id="51"/>
-    <w:bookmarkStart w:id="56" w:name="Xe9f3cc201d609c9d50484c6574d0caad9dc9db7"/>
+    <w:bookmarkEnd w:id="55"/>
+    <w:bookmarkStart w:id="60" w:name="Xe9f3cc201d609c9d50484c6574d0caad9dc9db7"/>
     <w:p>
       <w:pPr>
         <w:pStyle w:val="Heading2"/>
@@ -1187,7 +1266,7 @@
       <w:tr>
         <w:tc>
           <w:tcPr/>
-          <w:bookmarkStart w:id="55" w:name="fig-008"/>
+          <w:bookmarkStart w:id="59" w:name="fig-008"/>
           <w:p>
             <w:pPr>
               <w:pStyle w:val="Compact"/>
@@ -1198,18 +1277,18 @@
                 <wp:inline>
                   <wp:extent cx="3733800" cy="2692211"/>
                   <wp:effectExtent b="0" l="0" r="0" t="0"/>
-                  <wp:docPr descr="" title="" id="53" name="Picture"/>
+                  <wp:docPr descr="" title="" id="57" name="Picture"/>
                   <a:graphic>
                     <a:graphicData uri="http://schemas.openxmlformats.org/drawingml/2006/picture">
                       <pic:pic>
                         <pic:nvPicPr>
-                          <pic:cNvPr descr="image/8.png" id="54" name="Picture"/>
+                          <pic:cNvPr descr="image/8.png" id="58" name="Picture"/>
                           <pic:cNvPicPr>
                             <a:picLocks noChangeArrowheads="1" noChangeAspect="1"/>
                           </pic:cNvPicPr>
                         </pic:nvPicPr>
                         <pic:blipFill>
-                          <a:blip r:embed="rId52"/>
+                          <a:blip r:embed="rId56"/>
                           <a:stretch>
                             <a:fillRect/>
                           </a:stretch>
@@ -1246,10 +1325,10 @@
               <w:pStyle w:val="ImageCaption"/>
             </w:pPr>
             <w:r>
-              <w:t xml:space="preserve">Рисунок 7: Вопрос 8</w:t>
+              <w:t xml:space="preserve">Рисунок 8: Вопрос 8</w:t>
             </w:r>
           </w:p>
-          <w:bookmarkEnd w:id="55"/>
+          <w:bookmarkEnd w:id="59"/>
         </w:tc>
       </w:tr>
     </w:tbl>
@@ -1260,8 +1339,8 @@
         </w:pict>
       </w:r>
     </w:p>
-    <w:bookmarkEnd w:id="56"/>
-    <w:bookmarkStart w:id="61" w:name="вопрос-9.-команда-для-запуска-clustal"/>
+    <w:bookmarkEnd w:id="60"/>
+    <w:bookmarkStart w:id="65" w:name="вопрос-9.-команда-для-запуска-clustal"/>
     <w:p>
       <w:pPr>
         <w:pStyle w:val="Heading2"/>
@@ -1346,7 +1425,7 @@
       <w:tr>
         <w:tc>
           <w:tcPr/>
-          <w:bookmarkStart w:id="60" w:name="fig-009"/>
+          <w:bookmarkStart w:id="64" w:name="fig-009"/>
           <w:p>
             <w:pPr>
               <w:pStyle w:val="Compact"/>
@@ -1357,18 +1436,18 @@
                 <wp:inline>
                   <wp:extent cx="3733800" cy="2639530"/>
                   <wp:effectExtent b="0" l="0" r="0" t="0"/>
-                  <wp:docPr descr="" title="" id="58" name="Picture"/>
+                  <wp:docPr descr="" title="" id="62" name="Picture"/>
                   <a:graphic>
                     <a:graphicData uri="http://schemas.openxmlformats.org/drawingml/2006/picture">
                       <pic:pic>
                         <pic:nvPicPr>
-                          <pic:cNvPr descr="image/9.png" id="59" name="Picture"/>
+                          <pic:cNvPr descr="image/9.png" id="63" name="Picture"/>
                           <pic:cNvPicPr>
                             <a:picLocks noChangeArrowheads="1" noChangeAspect="1"/>
                           </pic:cNvPicPr>
                         </pic:nvPicPr>
                         <pic:blipFill>
-                          <a:blip r:embed="rId57"/>
+                          <a:blip r:embed="rId61"/>
                           <a:stretch>
                             <a:fillRect/>
                           </a:stretch>
@@ -1405,10 +1484,10 @@
               <w:pStyle w:val="ImageCaption"/>
             </w:pPr>
             <w:r>
-              <w:t xml:space="preserve">Рисунок 8: Вопрос 9</w:t>
+              <w:t xml:space="preserve">Рисунок 9: Вопрос 9</w:t>
             </w:r>
           </w:p>
-          <w:bookmarkEnd w:id="60"/>
+          <w:bookmarkEnd w:id="64"/>
         </w:tc>
       </w:tr>
     </w:tbl>
@@ -1419,8 +1498,8 @@
         </w:pict>
       </w:r>
     </w:p>
-    <w:bookmarkEnd w:id="61"/>
-    <w:bookmarkStart w:id="66" w:name="Xe641fbc7ce0940c5283c7557359d247306627b1"/>
+    <w:bookmarkEnd w:id="65"/>
+    <w:bookmarkStart w:id="70" w:name="Xe641fbc7ce0940c5283c7557359d247306627b1"/>
     <w:p>
       <w:pPr>
         <w:pStyle w:val="Heading2"/>
@@ -1496,7 +1575,7 @@
       <w:tr>
         <w:tc>
           <w:tcPr/>
-          <w:bookmarkStart w:id="65" w:name="fig-010"/>
+          <w:bookmarkStart w:id="69" w:name="fig-010"/>
           <w:p>
             <w:pPr>
               <w:pStyle w:val="Compact"/>
@@ -1507,18 +1586,18 @@
                 <wp:inline>
                   <wp:extent cx="3733800" cy="1934028"/>
                   <wp:effectExtent b="0" l="0" r="0" t="0"/>
-                  <wp:docPr descr="" title="" id="63" name="Picture"/>
+                  <wp:docPr descr="" title="" id="67" name="Picture"/>
                   <a:graphic>
                     <a:graphicData uri="http://schemas.openxmlformats.org/drawingml/2006/picture">
                       <pic:pic>
                         <pic:nvPicPr>
-                          <pic:cNvPr descr="image/10.png" id="64" name="Picture"/>
+                          <pic:cNvPr descr="image/10.png" id="68" name="Picture"/>
                           <pic:cNvPicPr>
                             <a:picLocks noChangeArrowheads="1" noChangeAspect="1"/>
                           </pic:cNvPicPr>
                         </pic:nvPicPr>
                         <pic:blipFill>
-                          <a:blip r:embed="rId62"/>
+                          <a:blip r:embed="rId66"/>
                           <a:stretch>
                             <a:fillRect/>
                           </a:stretch>
@@ -1555,10 +1634,10 @@
               <w:pStyle w:val="ImageCaption"/>
             </w:pPr>
             <w:r>
-              <w:t xml:space="preserve">Рисунок 9: Вопрос 10</w:t>
+              <w:t xml:space="preserve">Рисунок 10: Вопрос 10</w:t>
             </w:r>
           </w:p>
-          <w:bookmarkEnd w:id="65"/>
+          <w:bookmarkEnd w:id="69"/>
         </w:tc>
       </w:tr>
     </w:tbl>
@@ -1569,8 +1648,8 @@
         </w:pict>
       </w:r>
     </w:p>
-    <w:bookmarkEnd w:id="66"/>
-    <w:bookmarkStart w:id="71" w:name="X94bf075e02ff3e45cca627700f16c34d8cf54b7"/>
+    <w:bookmarkEnd w:id="70"/>
+    <w:bookmarkStart w:id="75" w:name="X94bf075e02ff3e45cca627700f16c34d8cf54b7"/>
     <w:p>
       <w:pPr>
         <w:pStyle w:val="Heading2"/>
@@ -1646,7 +1725,7 @@
       <w:tr>
         <w:tc>
           <w:tcPr/>
-          <w:bookmarkStart w:id="70" w:name="fig-011"/>
+          <w:bookmarkStart w:id="74" w:name="fig-011"/>
           <w:p>
             <w:pPr>
               <w:pStyle w:val="Compact"/>
@@ -1657,18 +1736,18 @@
                 <wp:inline>
                   <wp:extent cx="3733800" cy="1447576"/>
                   <wp:effectExtent b="0" l="0" r="0" t="0"/>
-                  <wp:docPr descr="" title="" id="68" name="Picture"/>
+                  <wp:docPr descr="" title="" id="72" name="Picture"/>
                   <a:graphic>
                     <a:graphicData uri="http://schemas.openxmlformats.org/drawingml/2006/picture">
                       <pic:pic>
                         <pic:nvPicPr>
-                          <pic:cNvPr descr="image/11.png" id="69" name="Picture"/>
+                          <pic:cNvPr descr="image/11.png" id="73" name="Picture"/>
                           <pic:cNvPicPr>
                             <a:picLocks noChangeArrowheads="1" noChangeAspect="1"/>
                           </pic:cNvPicPr>
                         </pic:nvPicPr>
                         <pic:blipFill>
-                          <a:blip r:embed="rId67"/>
+                          <a:blip r:embed="rId71"/>
                           <a:stretch>
                             <a:fillRect/>
                           </a:stretch>
@@ -1705,10 +1784,10 @@
               <w:pStyle w:val="ImageCaption"/>
             </w:pPr>
             <w:r>
-              <w:t xml:space="preserve">Рисунок 10: Вопрос 11</w:t>
+              <w:t xml:space="preserve">Рисунок 11: Вопрос 11</w:t>
             </w:r>
           </w:p>
-          <w:bookmarkEnd w:id="70"/>
+          <w:bookmarkEnd w:id="74"/>
         </w:tc>
       </w:tr>
     </w:tbl>
@@ -1719,8 +1798,8 @@
         </w:pict>
       </w:r>
     </w:p>
-    <w:bookmarkEnd w:id="71"/>
-    <w:bookmarkStart w:id="76" w:name="X7aa20ae3d7705df2e84cde34750b9aadff9069b"/>
+    <w:bookmarkEnd w:id="75"/>
+    <w:bookmarkStart w:id="80" w:name="X7aa20ae3d7705df2e84cde34750b9aadff9069b"/>
     <w:p>
       <w:pPr>
         <w:pStyle w:val="Heading2"/>
@@ -1796,7 +1875,7 @@
       <w:tr>
         <w:tc>
           <w:tcPr/>
-          <w:bookmarkStart w:id="75" w:name="fig-012"/>
+          <w:bookmarkStart w:id="79" w:name="fig-012"/>
           <w:p>
             <w:pPr>
               <w:pStyle w:val="Compact"/>
@@ -1807,18 +1886,18 @@
                 <wp:inline>
                   <wp:extent cx="3733800" cy="2152915"/>
                   <wp:effectExtent b="0" l="0" r="0" t="0"/>
-                  <wp:docPr descr="" title="" id="73" name="Picture"/>
+                  <wp:docPr descr="" title="" id="77" name="Picture"/>
                   <a:graphic>
                     <a:graphicData uri="http://schemas.openxmlformats.org/drawingml/2006/picture">
                       <pic:pic>
                         <pic:nvPicPr>
-                          <pic:cNvPr descr="image/12.png" id="74" name="Picture"/>
+                          <pic:cNvPr descr="image/12.png" id="78" name="Picture"/>
                           <pic:cNvPicPr>
                             <a:picLocks noChangeArrowheads="1" noChangeAspect="1"/>
                           </pic:cNvPicPr>
                         </pic:nvPicPr>
                         <pic:blipFill>
-                          <a:blip r:embed="rId72"/>
+                          <a:blip r:embed="rId76"/>
                           <a:stretch>
                             <a:fillRect/>
                           </a:stretch>
@@ -1855,10 +1934,10 @@
               <w:pStyle w:val="ImageCaption"/>
             </w:pPr>
             <w:r>
-              <w:t xml:space="preserve">Рисунок 11: Вопрос 12</w:t>
+              <w:t xml:space="preserve">Рисунок 12: Вопрос 12</w:t>
             </w:r>
           </w:p>
-          <w:bookmarkEnd w:id="75"/>
+          <w:bookmarkEnd w:id="79"/>
         </w:tc>
       </w:tr>
     </w:tbl>
@@ -1869,8 +1948,8 @@
         </w:pict>
       </w:r>
     </w:p>
-    <w:bookmarkEnd w:id="76"/>
-    <w:bookmarkStart w:id="81" w:name="X507ffbc931236254452dbfb2ec657bbbef56ed6"/>
+    <w:bookmarkEnd w:id="80"/>
+    <w:bookmarkStart w:id="85" w:name="X507ffbc931236254452dbfb2ec657bbbef56ed6"/>
     <w:p>
       <w:pPr>
         <w:pStyle w:val="Heading2"/>
@@ -1946,7 +2025,7 @@
       <w:tr>
         <w:tc>
           <w:tcPr/>
-          <w:bookmarkStart w:id="80" w:name="fig-013"/>
+          <w:bookmarkStart w:id="84" w:name="fig-013"/>
           <w:p>
             <w:pPr>
               <w:pStyle w:val="Compact"/>
@@ -1957,18 +2036,18 @@
                 <wp:inline>
                   <wp:extent cx="3733800" cy="1431535"/>
                   <wp:effectExtent b="0" l="0" r="0" t="0"/>
-                  <wp:docPr descr="" title="" id="78" name="Picture"/>
+                  <wp:docPr descr="" title="" id="82" name="Picture"/>
                   <a:graphic>
                     <a:graphicData uri="http://schemas.openxmlformats.org/drawingml/2006/picture">
                       <pic:pic>
                         <pic:nvPicPr>
-                          <pic:cNvPr descr="image/13.png" id="79" name="Picture"/>
+                          <pic:cNvPr descr="image/13.png" id="83" name="Picture"/>
                           <pic:cNvPicPr>
                             <a:picLocks noChangeArrowheads="1" noChangeAspect="1"/>
                           </pic:cNvPicPr>
                         </pic:nvPicPr>
                         <pic:blipFill>
-                          <a:blip r:embed="rId77"/>
+                          <a:blip r:embed="rId81"/>
                           <a:stretch>
                             <a:fillRect/>
                           </a:stretch>
@@ -2005,10 +2084,10 @@
               <w:pStyle w:val="ImageCaption"/>
             </w:pPr>
             <w:r>
-              <w:t xml:space="preserve">Рисунок 12: Вопрос 13</w:t>
+              <w:t xml:space="preserve">Рисунок 13: Вопрос 13</w:t>
             </w:r>
           </w:p>
-          <w:bookmarkEnd w:id="80"/>
+          <w:bookmarkEnd w:id="84"/>
         </w:tc>
       </w:tr>
     </w:tbl>
@@ -2019,8 +2098,8 @@
         </w:pict>
       </w:r>
     </w:p>
-    <w:bookmarkEnd w:id="81"/>
-    <w:bookmarkStart w:id="86" w:name="X4fa407d7a0042a37b1ad3fb3417f93d3950b648"/>
+    <w:bookmarkEnd w:id="85"/>
+    <w:bookmarkStart w:id="90" w:name="X4fa407d7a0042a37b1ad3fb3417f93d3950b648"/>
     <w:p>
       <w:pPr>
         <w:pStyle w:val="Heading2"/>
@@ -2096,7 +2175,7 @@
       <w:tr>
         <w:tc>
           <w:tcPr/>
-          <w:bookmarkStart w:id="85" w:name="fig-014"/>
+          <w:bookmarkStart w:id="89" w:name="fig-014"/>
           <w:p>
             <w:pPr>
               <w:pStyle w:val="Compact"/>
@@ -2107,18 +2186,18 @@
                 <wp:inline>
                   <wp:extent cx="3733800" cy="2540682"/>
                   <wp:effectExtent b="0" l="0" r="0" t="0"/>
-                  <wp:docPr descr="" title="" id="83" name="Picture"/>
+                  <wp:docPr descr="" title="" id="87" name="Picture"/>
                   <a:graphic>
                     <a:graphicData uri="http://schemas.openxmlformats.org/drawingml/2006/picture">
                       <pic:pic>
                         <pic:nvPicPr>
-                          <pic:cNvPr descr="image/14.png" id="84" name="Picture"/>
+                          <pic:cNvPr descr="image/14.png" id="88" name="Picture"/>
                           <pic:cNvPicPr>
                             <a:picLocks noChangeArrowheads="1" noChangeAspect="1"/>
                           </pic:cNvPicPr>
                         </pic:nvPicPr>
                         <pic:blipFill>
-                          <a:blip r:embed="rId82"/>
+                          <a:blip r:embed="rId86"/>
                           <a:stretch>
                             <a:fillRect/>
                           </a:stretch>
@@ -2155,10 +2234,10 @@
               <w:pStyle w:val="ImageCaption"/>
             </w:pPr>
             <w:r>
-              <w:t xml:space="preserve">Рисунок 13: Вопрос 14</w:t>
+              <w:t xml:space="preserve">Рисунок 14: Вопрос 14</w:t>
             </w:r>
           </w:p>
-          <w:bookmarkEnd w:id="85"/>
+          <w:bookmarkEnd w:id="89"/>
         </w:tc>
       </w:tr>
     </w:tbl>
@@ -2169,8 +2248,8 @@
         </w:pict>
       </w:r>
     </w:p>
-    <w:bookmarkEnd w:id="86"/>
-    <w:bookmarkStart w:id="91" w:name="X6a9d48c118bc0d833d7b90947b3e44e8b37e31e"/>
+    <w:bookmarkEnd w:id="90"/>
+    <w:bookmarkStart w:id="95" w:name="X6a9d48c118bc0d833d7b90947b3e44e8b37e31e"/>
     <w:p>
       <w:pPr>
         <w:pStyle w:val="Heading2"/>
@@ -2246,7 +2325,7 @@
       <w:tr>
         <w:tc>
           <w:tcPr/>
-          <w:bookmarkStart w:id="90" w:name="fig-015"/>
+          <w:bookmarkStart w:id="94" w:name="fig-015"/>
           <w:p>
             <w:pPr>
               <w:pStyle w:val="Compact"/>
@@ -2257,18 +2336,18 @@
                 <wp:inline>
                   <wp:extent cx="3733800" cy="2084735"/>
                   <wp:effectExtent b="0" l="0" r="0" t="0"/>
-                  <wp:docPr descr="" title="" id="88" name="Picture"/>
+                  <wp:docPr descr="" title="" id="92" name="Picture"/>
                   <a:graphic>
                     <a:graphicData uri="http://schemas.openxmlformats.org/drawingml/2006/picture">
                       <pic:pic>
                         <pic:nvPicPr>
-                          <pic:cNvPr descr="image/15.png" id="89" name="Picture"/>
+                          <pic:cNvPr descr="image/15.png" id="93" name="Picture"/>
                           <pic:cNvPicPr>
                             <a:picLocks noChangeArrowheads="1" noChangeAspect="1"/>
                           </pic:cNvPicPr>
                         </pic:nvPicPr>
                         <pic:blipFill>
-                          <a:blip r:embed="rId87"/>
+                          <a:blip r:embed="rId91"/>
                           <a:stretch>
                             <a:fillRect/>
                           </a:stretch>
@@ -2305,10 +2384,10 @@
               <w:pStyle w:val="ImageCaption"/>
             </w:pPr>
             <w:r>
-              <w:t xml:space="preserve">Рисунок 14: Вопрос 15</w:t>
+              <w:t xml:space="preserve">Рисунок 15: Вопрос 15</w:t>
             </w:r>
           </w:p>
-          <w:bookmarkEnd w:id="90"/>
+          <w:bookmarkEnd w:id="94"/>
         </w:tc>
       </w:tr>
     </w:tbl>
@@ -2319,8 +2398,8 @@
         </w:pict>
       </w:r>
     </w:p>
-    <w:bookmarkEnd w:id="91"/>
-    <w:bookmarkStart w:id="96" w:name="X3561c54d8784b7baeb173da967af1f3b3032f40"/>
+    <w:bookmarkEnd w:id="95"/>
+    <w:bookmarkStart w:id="100" w:name="X3561c54d8784b7baeb173da967af1f3b3032f40"/>
     <w:p>
       <w:pPr>
         <w:pStyle w:val="Heading2"/>
@@ -2396,7 +2475,7 @@
       <w:tr>
         <w:tc>
           <w:tcPr/>
-          <w:bookmarkStart w:id="95" w:name="fig-016"/>
+          <w:bookmarkStart w:id="99" w:name="fig-016"/>
           <w:p>
             <w:pPr>
               <w:pStyle w:val="Compact"/>
@@ -2407,18 +2486,18 @@
                 <wp:inline>
                   <wp:extent cx="3733800" cy="1980757"/>
                   <wp:effectExtent b="0" l="0" r="0" t="0"/>
-                  <wp:docPr descr="" title="" id="93" name="Picture"/>
+                  <wp:docPr descr="" title="" id="97" name="Picture"/>
                   <a:graphic>
                     <a:graphicData uri="http://schemas.openxmlformats.org/drawingml/2006/picture">
                       <pic:pic>
                         <pic:nvPicPr>
-                          <pic:cNvPr descr="image/16.png" id="94" name="Picture"/>
+                          <pic:cNvPr descr="image/16.png" id="98" name="Picture"/>
                           <pic:cNvPicPr>
                             <a:picLocks noChangeArrowheads="1" noChangeAspect="1"/>
                           </pic:cNvPicPr>
                         </pic:nvPicPr>
                         <pic:blipFill>
-                          <a:blip r:embed="rId92"/>
+                          <a:blip r:embed="rId96"/>
                           <a:stretch>
                             <a:fillRect/>
                           </a:stretch>
@@ -2455,10 +2534,10 @@
               <w:pStyle w:val="ImageCaption"/>
             </w:pPr>
             <w:r>
-              <w:t xml:space="preserve">Рисунок 15: Вопрос 16</w:t>
+              <w:t xml:space="preserve">Рисунок 16: Вопрос 16</w:t>
             </w:r>
           </w:p>
-          <w:bookmarkEnd w:id="95"/>
+          <w:bookmarkEnd w:id="99"/>
         </w:tc>
       </w:tr>
     </w:tbl>
@@ -2469,8 +2548,8 @@
         </w:pict>
       </w:r>
     </w:p>
-    <w:bookmarkEnd w:id="96"/>
-    <w:bookmarkStart w:id="101" w:name="X4140937e947e2ac1beb2a8f39c97089384f7338"/>
+    <w:bookmarkEnd w:id="100"/>
+    <w:bookmarkStart w:id="105" w:name="X4140937e947e2ac1beb2a8f39c97089384f7338"/>
     <w:p>
       <w:pPr>
         <w:pStyle w:val="Heading2"/>
@@ -2546,7 +2625,7 @@
       <w:tr>
         <w:tc>
           <w:tcPr/>
-          <w:bookmarkStart w:id="100" w:name="fig-017"/>
+          <w:bookmarkStart w:id="104" w:name="fig-017"/>
           <w:p>
             <w:pPr>
               <w:pStyle w:val="Compact"/>
@@ -2557,18 +2636,18 @@
                 <wp:inline>
                   <wp:extent cx="3733800" cy="1934290"/>
                   <wp:effectExtent b="0" l="0" r="0" t="0"/>
-                  <wp:docPr descr="" title="" id="98" name="Picture"/>
+                  <wp:docPr descr="" title="" id="102" name="Picture"/>
                   <a:graphic>
                     <a:graphicData uri="http://schemas.openxmlformats.org/drawingml/2006/picture">
                       <pic:pic>
                         <pic:nvPicPr>
-                          <pic:cNvPr descr="image/17.png" id="99" name="Picture"/>
+                          <pic:cNvPr descr="image/17.png" id="103" name="Picture"/>
                           <pic:cNvPicPr>
                             <a:picLocks noChangeArrowheads="1" noChangeAspect="1"/>
                           </pic:cNvPicPr>
                         </pic:nvPicPr>
                         <pic:blipFill>
-                          <a:blip r:embed="rId97"/>
+                          <a:blip r:embed="rId101"/>
                           <a:stretch>
                             <a:fillRect/>
                           </a:stretch>
@@ -2605,10 +2684,10 @@
               <w:pStyle w:val="ImageCaption"/>
             </w:pPr>
             <w:r>
-              <w:t xml:space="preserve">Рисунок 16: Вопрос 17</w:t>
+              <w:t xml:space="preserve">Рисунок 17: Вопрос 17</w:t>
             </w:r>
           </w:p>
-          <w:bookmarkEnd w:id="100"/>
+          <w:bookmarkEnd w:id="104"/>
         </w:tc>
       </w:tr>
     </w:tbl>
@@ -2619,8 +2698,8 @@
         </w:pict>
       </w:r>
     </w:p>
-    <w:bookmarkEnd w:id="101"/>
-    <w:bookmarkStart w:id="110" w:name="Xc5bd871adcde2b80402849c67523d73ec5b07b2"/>
+    <w:bookmarkEnd w:id="105"/>
+    <w:bookmarkStart w:id="114" w:name="Xc5bd871adcde2b80402849c67523d73ec5b07b2"/>
     <w:p>
       <w:pPr>
         <w:pStyle w:val="Heading2"/>
@@ -2696,7 +2775,7 @@
       <w:tr>
         <w:tc>
           <w:tcPr/>
-          <w:bookmarkStart w:id="105" w:name="fig-018"/>
+          <w:bookmarkStart w:id="109" w:name="fig-018"/>
           <w:p>
             <w:pPr>
               <w:pStyle w:val="Compact"/>
@@ -2707,18 +2786,18 @@
                 <wp:inline>
                   <wp:extent cx="3733800" cy="2217607"/>
                   <wp:effectExtent b="0" l="0" r="0" t="0"/>
-                  <wp:docPr descr="" title="" id="103" name="Picture"/>
+                  <wp:docPr descr="" title="" id="107" name="Picture"/>
                   <a:graphic>
                     <a:graphicData uri="http://schemas.openxmlformats.org/drawingml/2006/picture">
                       <pic:pic>
                         <pic:nvPicPr>
-                          <pic:cNvPr descr="image/18.png" id="104" name="Picture"/>
+                          <pic:cNvPr descr="image/18.png" id="108" name="Picture"/>
                           <pic:cNvPicPr>
                             <a:picLocks noChangeArrowheads="1" noChangeAspect="1"/>
                           </pic:cNvPicPr>
                         </pic:nvPicPr>
                         <pic:blipFill>
-                          <a:blip r:embed="rId102"/>
+                          <a:blip r:embed="rId106"/>
                           <a:stretch>
                             <a:fillRect/>
                           </a:stretch>
@@ -2755,10 +2834,10 @@
               <w:pStyle w:val="ImageCaption"/>
             </w:pPr>
             <w:r>
-              <w:t xml:space="preserve">Рисунок 17: Вопрос 18</w:t>
+              <w:t xml:space="preserve">Рисунок 18: Вопрос 18</w:t>
             </w:r>
           </w:p>
-          <w:bookmarkEnd w:id="105"/>
+          <w:bookmarkEnd w:id="109"/>
         </w:tc>
       </w:tr>
     </w:tbl>
@@ -2783,7 +2862,7 @@
       <w:tr>
         <w:tc>
           <w:tcPr/>
-          <w:bookmarkStart w:id="109" w:name="fig-019"/>
+          <w:bookmarkStart w:id="113" w:name="fig-019"/>
           <w:p>
             <w:pPr>
               <w:pStyle w:val="Compact"/>
@@ -2794,18 +2873,18 @@
                 <wp:inline>
                   <wp:extent cx="3733800" cy="1703136"/>
                   <wp:effectExtent b="0" l="0" r="0" t="0"/>
-                  <wp:docPr descr="" title="" id="107" name="Picture"/>
+                  <wp:docPr descr="" title="" id="111" name="Picture"/>
                   <a:graphic>
                     <a:graphicData uri="http://schemas.openxmlformats.org/drawingml/2006/picture">
                       <pic:pic>
                         <pic:nvPicPr>
-                          <pic:cNvPr descr="image/19.png" id="108" name="Picture"/>
+                          <pic:cNvPr descr="image/19.png" id="112" name="Picture"/>
                           <pic:cNvPicPr>
                             <a:picLocks noChangeArrowheads="1" noChangeAspect="1"/>
                           </pic:cNvPicPr>
                         </pic:nvPicPr>
                         <pic:blipFill>
-                          <a:blip r:embed="rId106"/>
+                          <a:blip r:embed="rId110"/>
                           <a:stretch>
                             <a:fillRect/>
                           </a:stretch>
@@ -2842,10 +2921,10 @@
               <w:pStyle w:val="ImageCaption"/>
             </w:pPr>
             <w:r>
-              <w:t xml:space="preserve">Рисунок 18: Вопрос 18 продолжение</w:t>
+              <w:t xml:space="preserve">Рисунок 19: Вопрос 18 продолжение</w:t>
             </w:r>
           </w:p>
-          <w:bookmarkEnd w:id="109"/>
+          <w:bookmarkEnd w:id="113"/>
         </w:tc>
       </w:tr>
     </w:tbl>
@@ -2856,8 +2935,8 @@
         </w:pict>
       </w:r>
     </w:p>
-    <w:bookmarkEnd w:id="110"/>
-    <w:bookmarkStart w:id="119" w:name="вопрос-19.-tmux-последняя-вкладка-и-exit"/>
+    <w:bookmarkEnd w:id="114"/>
+    <w:bookmarkStart w:id="123" w:name="вопрос-19.-tmux-последняя-вкладка-и-exit"/>
     <w:p>
       <w:pPr>
         <w:pStyle w:val="Heading2"/>
@@ -2933,7 +3012,7 @@
       <w:tr>
         <w:tc>
           <w:tcPr/>
-          <w:bookmarkStart w:id="114" w:name="fig-020"/>
+          <w:bookmarkStart w:id="118" w:name="fig-020"/>
           <w:p>
             <w:pPr>
               <w:pStyle w:val="Compact"/>
@@ -2944,18 +3023,18 @@
                 <wp:inline>
                   <wp:extent cx="3733800" cy="1546434"/>
                   <wp:effectExtent b="0" l="0" r="0" t="0"/>
-                  <wp:docPr descr="" title="" id="112" name="Picture"/>
+                  <wp:docPr descr="" title="" id="116" name="Picture"/>
                   <a:graphic>
                     <a:graphicData uri="http://schemas.openxmlformats.org/drawingml/2006/picture">
                       <pic:pic>
                         <pic:nvPicPr>
-                          <pic:cNvPr descr="image/20.png" id="113" name="Picture"/>
+                          <pic:cNvPr descr="image/20.png" id="117" name="Picture"/>
                           <pic:cNvPicPr>
                             <a:picLocks noChangeArrowheads="1" noChangeAspect="1"/>
                           </pic:cNvPicPr>
                         </pic:nvPicPr>
                         <pic:blipFill>
-                          <a:blip r:embed="rId111"/>
+                          <a:blip r:embed="rId115"/>
                           <a:stretch>
                             <a:fillRect/>
                           </a:stretch>
@@ -2992,10 +3071,10 @@
               <w:pStyle w:val="ImageCaption"/>
             </w:pPr>
             <w:r>
-              <w:t xml:space="preserve">Рисунок 19: Вопрос 19</w:t>
+              <w:t xml:space="preserve">Рисунок 20: Вопрос 19</w:t>
             </w:r>
           </w:p>
-          <w:bookmarkEnd w:id="114"/>
+          <w:bookmarkEnd w:id="118"/>
         </w:tc>
       </w:tr>
     </w:tbl>
@@ -3020,7 +3099,7 @@
       <w:tr>
         <w:tc>
           <w:tcPr/>
-          <w:bookmarkStart w:id="118" w:name="fig-021"/>
+          <w:bookmarkStart w:id="122" w:name="fig-021"/>
           <w:p>
             <w:pPr>
               <w:pStyle w:val="Compact"/>
@@ -3031,18 +3110,18 @@
                 <wp:inline>
                   <wp:extent cx="3733800" cy="1491266"/>
                   <wp:effectExtent b="0" l="0" r="0" t="0"/>
-                  <wp:docPr descr="" title="" id="116" name="Picture"/>
+                  <wp:docPr descr="" title="" id="120" name="Picture"/>
                   <a:graphic>
                     <a:graphicData uri="http://schemas.openxmlformats.org/drawingml/2006/picture">
                       <pic:pic>
                         <pic:nvPicPr>
-                          <pic:cNvPr descr="image/21.png" id="117" name="Picture"/>
+                          <pic:cNvPr descr="image/21.png" id="121" name="Picture"/>
                           <pic:cNvPicPr>
                             <a:picLocks noChangeArrowheads="1" noChangeAspect="1"/>
                           </pic:cNvPicPr>
                         </pic:nvPicPr>
                         <pic:blipFill>
-                          <a:blip r:embed="rId115"/>
+                          <a:blip r:embed="rId119"/>
                           <a:stretch>
                             <a:fillRect/>
                           </a:stretch>
@@ -3079,10 +3158,10 @@
               <w:pStyle w:val="ImageCaption"/>
             </w:pPr>
             <w:r>
-              <w:t xml:space="preserve">Рисунок 20: Вопрос 19 продолжение</w:t>
+              <w:t xml:space="preserve">Рисунок 21: Вопрос 19 продолжение</w:t>
             </w:r>
           </w:p>
-          <w:bookmarkEnd w:id="118"/>
+          <w:bookmarkEnd w:id="122"/>
         </w:tc>
       </w:tr>
     </w:tbl>
@@ -3093,8 +3172,8 @@
         </w:pict>
       </w:r>
     </w:p>
-    <w:bookmarkEnd w:id="119"/>
-    <w:bookmarkStart w:id="124" w:name="X07a459f02399f4868d6d67471f382fbd5be4573"/>
+    <w:bookmarkEnd w:id="123"/>
+    <w:bookmarkStart w:id="128" w:name="X07a459f02399f4868d6d67471f382fbd5be4573"/>
     <w:p>
       <w:pPr>
         <w:pStyle w:val="Heading2"/>
@@ -3170,7 +3249,7 @@
       <w:tr>
         <w:tc>
           <w:tcPr/>
-          <w:bookmarkStart w:id="123" w:name="fig-022"/>
+          <w:bookmarkStart w:id="127" w:name="fig-022"/>
           <w:p>
             <w:pPr>
               <w:pStyle w:val="Compact"/>
@@ -3181,18 +3260,18 @@
                 <wp:inline>
                   <wp:extent cx="3733800" cy="1672742"/>
                   <wp:effectExtent b="0" l="0" r="0" t="0"/>
-                  <wp:docPr descr="" title="" id="121" name="Picture"/>
+                  <wp:docPr descr="" title="" id="125" name="Picture"/>
                   <a:graphic>
                     <a:graphicData uri="http://schemas.openxmlformats.org/drawingml/2006/picture">
                       <pic:pic>
                         <pic:nvPicPr>
-                          <pic:cNvPr descr="image/22.png" id="122" name="Picture"/>
+                          <pic:cNvPr descr="image/22.png" id="126" name="Picture"/>
                           <pic:cNvPicPr>
                             <a:picLocks noChangeArrowheads="1" noChangeAspect="1"/>
                           </pic:cNvPicPr>
                         </pic:nvPicPr>
                         <pic:blipFill>
-                          <a:blip r:embed="rId120"/>
+                          <a:blip r:embed="rId124"/>
                           <a:stretch>
                             <a:fillRect/>
                           </a:stretch>
@@ -3229,10 +3308,10 @@
               <w:pStyle w:val="ImageCaption"/>
             </w:pPr>
             <w:r>
-              <w:t xml:space="preserve">Рисунок 21: Вопрос 20</w:t>
+              <w:t xml:space="preserve">Рисунок 22: Вопрос 20</w:t>
             </w:r>
           </w:p>
-          <w:bookmarkEnd w:id="123"/>
+          <w:bookmarkEnd w:id="127"/>
         </w:tc>
       </w:tr>
     </w:tbl>
@@ -3243,8 +3322,8 @@
         </w:pict>
       </w:r>
     </w:p>
-    <w:bookmarkEnd w:id="124"/>
-    <w:bookmarkStart w:id="129" w:name="X0f449c9c802c31e2b5e2ec338c4abdfcad7194e"/>
+    <w:bookmarkEnd w:id="128"/>
+    <w:bookmarkStart w:id="133" w:name="X0f449c9c802c31e2b5e2ec338c4abdfcad7194e"/>
     <w:p>
       <w:pPr>
         <w:pStyle w:val="Heading2"/>
@@ -3320,7 +3399,7 @@
       <w:tr>
         <w:tc>
           <w:tcPr/>
-          <w:bookmarkStart w:id="128" w:name="fig-023"/>
+          <w:bookmarkStart w:id="132" w:name="fig-023"/>
           <w:p>
             <w:pPr>
               <w:pStyle w:val="Compact"/>
@@ -3331,18 +3410,18 @@
                 <wp:inline>
                   <wp:extent cx="3733800" cy="1368031"/>
                   <wp:effectExtent b="0" l="0" r="0" t="0"/>
-                  <wp:docPr descr="" title="" id="126" name="Picture"/>
+                  <wp:docPr descr="" title="" id="130" name="Picture"/>
                   <a:graphic>
                     <a:graphicData uri="http://schemas.openxmlformats.org/drawingml/2006/picture">
                       <pic:pic>
                         <pic:nvPicPr>
-                          <pic:cNvPr descr="image/23.png" id="127" name="Picture"/>
+                          <pic:cNvPr descr="image/23.png" id="131" name="Picture"/>
                           <pic:cNvPicPr>
                             <a:picLocks noChangeArrowheads="1" noChangeAspect="1"/>
                           </pic:cNvPicPr>
                         </pic:nvPicPr>
                         <pic:blipFill>
-                          <a:blip r:embed="rId125"/>
+                          <a:blip r:embed="rId129"/>
                           <a:stretch>
                             <a:fillRect/>
                           </a:stretch>
@@ -3379,10 +3458,10 @@
               <w:pStyle w:val="ImageCaption"/>
             </w:pPr>
             <w:r>
-              <w:t xml:space="preserve">Рисунок 22: Вопрос 21</w:t>
+              <w:t xml:space="preserve">Рисунок 23: Вопрос 21</w:t>
             </w:r>
           </w:p>
-          <w:bookmarkEnd w:id="128"/>
+          <w:bookmarkEnd w:id="132"/>
         </w:tc>
       </w:tr>
     </w:tbl>
@@ -3393,8 +3472,8 @@
         </w:pict>
       </w:r>
     </w:p>
-    <w:bookmarkEnd w:id="129"/>
-    <w:bookmarkStart w:id="134" w:name="вопрос-22.-переименование-вкладки-в-tmux"/>
+    <w:bookmarkEnd w:id="133"/>
+    <w:bookmarkStart w:id="138" w:name="вопрос-22.-переименование-вкладки-в-tmux"/>
     <w:p>
       <w:pPr>
         <w:pStyle w:val="Heading2"/>
@@ -3470,7 +3549,7 @@
       <w:tr>
         <w:tc>
           <w:tcPr/>
-          <w:bookmarkStart w:id="133" w:name="fig-024"/>
+          <w:bookmarkStart w:id="137" w:name="fig-024"/>
           <w:p>
             <w:pPr>
               <w:pStyle w:val="Compact"/>
@@ -3481,18 +3560,18 @@
                 <wp:inline>
                   <wp:extent cx="3733800" cy="1784591"/>
                   <wp:effectExtent b="0" l="0" r="0" t="0"/>
-                  <wp:docPr descr="" title="" id="131" name="Picture"/>
+                  <wp:docPr descr="" title="" id="135" name="Picture"/>
                   <a:graphic>
                     <a:graphicData uri="http://schemas.openxmlformats.org/drawingml/2006/picture">
                       <pic:pic>
                         <pic:nvPicPr>
-                          <pic:cNvPr descr="image/24.png" id="132" name="Picture"/>
+                          <pic:cNvPr descr="image/24.png" id="136" name="Picture"/>
                           <pic:cNvPicPr>
                             <a:picLocks noChangeArrowheads="1" noChangeAspect="1"/>
                           </pic:cNvPicPr>
                         </pic:nvPicPr>
                         <pic:blipFill>
-                          <a:blip r:embed="rId130"/>
+                          <a:blip r:embed="rId134"/>
                           <a:stretch>
                             <a:fillRect/>
                           </a:stretch>
@@ -3529,10 +3608,10 @@
               <w:pStyle w:val="ImageCaption"/>
             </w:pPr>
             <w:r>
-              <w:t xml:space="preserve">Рисунок 23: Вопрос 22</w:t>
+              <w:t xml:space="preserve">Рисунок 24: Вопрос 22</w:t>
             </w:r>
           </w:p>
-          <w:bookmarkEnd w:id="133"/>
+          <w:bookmarkEnd w:id="137"/>
         </w:tc>
       </w:tr>
     </w:tbl>
@@ -3543,8 +3622,8 @@
         </w:pict>
       </w:r>
     </w:p>
-    <w:bookmarkEnd w:id="134"/>
-    <w:bookmarkStart w:id="139" w:name="Xce2d8d75ce79e943458073013ea5278380b03b8"/>
+    <w:bookmarkEnd w:id="138"/>
+    <w:bookmarkStart w:id="143" w:name="Xce2d8d75ce79e943458073013ea5278380b03b8"/>
     <w:p>
       <w:pPr>
         <w:pStyle w:val="Heading2"/>
@@ -3638,7 +3717,7 @@
       <w:tr>
         <w:tc>
           <w:tcPr/>
-          <w:bookmarkStart w:id="138" w:name="fig-025"/>
+          <w:bookmarkStart w:id="142" w:name="fig-025"/>
           <w:p>
             <w:pPr>
               <w:pStyle w:val="Compact"/>
@@ -3649,18 +3728,18 @@
                 <wp:inline>
                   <wp:extent cx="3733800" cy="2678060"/>
                   <wp:effectExtent b="0" l="0" r="0" t="0"/>
-                  <wp:docPr descr="" title="" id="136" name="Picture"/>
+                  <wp:docPr descr="" title="" id="140" name="Picture"/>
                   <a:graphic>
                     <a:graphicData uri="http://schemas.openxmlformats.org/drawingml/2006/picture">
                       <pic:pic>
                         <pic:nvPicPr>
-                          <pic:cNvPr descr="image/25.png" id="137" name="Picture"/>
+                          <pic:cNvPr descr="image/25.png" id="141" name="Picture"/>
                           <pic:cNvPicPr>
                             <a:picLocks noChangeArrowheads="1" noChangeAspect="1"/>
                           </pic:cNvPicPr>
                         </pic:nvPicPr>
                         <pic:blipFill>
-                          <a:blip r:embed="rId135"/>
+                          <a:blip r:embed="rId139"/>
                           <a:stretch>
                             <a:fillRect/>
                           </a:stretch>
@@ -3697,10 +3776,10 @@
               <w:pStyle w:val="ImageCaption"/>
             </w:pPr>
             <w:r>
-              <w:t xml:space="preserve">Рисунок 24: Вопрос 23</w:t>
+              <w:t xml:space="preserve">Рисунок 25: Вопрос 23</w:t>
             </w:r>
           </w:p>
-          <w:bookmarkEnd w:id="138"/>
+          <w:bookmarkEnd w:id="142"/>
         </w:tc>
       </w:tr>
     </w:tbl>
@@ -3711,9 +3790,9 @@
         </w:pict>
       </w:r>
     </w:p>
-    <w:bookmarkEnd w:id="139"/>
-    <w:bookmarkEnd w:id="140"/>
-    <w:bookmarkStart w:id="142" w:name="вывод"/>
+    <w:bookmarkEnd w:id="143"/>
+    <w:bookmarkEnd w:id="144"/>
+    <w:bookmarkStart w:id="146" w:name="вывод"/>
     <w:p>
       <w:pPr>
         <w:pStyle w:val="Heading1"/>
@@ -3730,9 +3809,9 @@
         <w:t xml:space="preserve">Я прошла второй раздел курса. Научилась работать с удалёнными серверами, копировать файлы (scp, Filezilla), управлять процессами (kill, fg, bg, jobs), разбираться с tmux, устанавливать и запускать биоинформатические программы (FastQC, Clustal, bowtie2).</w:t>
       </w:r>
     </w:p>
-    <w:bookmarkStart w:id="141" w:name="refs"/>
-    <w:bookmarkEnd w:id="141"/>
-    <w:bookmarkEnd w:id="142"/>
+    <w:bookmarkStart w:id="145" w:name="refs"/>
+    <w:bookmarkEnd w:id="145"/>
+    <w:bookmarkEnd w:id="146"/>
     <w:sectPr>
       <w:footnotePr>
         <w:numRestart w:val="eachSect"/>
